--- a/templates/docx/01-study-intake.docx
+++ b/templates/docx/01-study-intake.docx
@@ -8,9 +8,9 @@
       </w:pPr>
       <w:r>
         <w:rPr>
-          <w:rFonts w:ascii="IBM Plex Sans" w:hAnsi="IBM Plex Sans"/>
+          <w:rFonts w:ascii="Public Sans" w:hAnsi="Public Sans"/>
           <w:b/>
-          <w:color w:val="0F62FE"/>
+          <w:color w:val="005EA2"/>
           <w:sz w:val="56"/>
         </w:rPr>
         <w:t>Study intake</w:t>
@@ -20,14 +20,14 @@
       <w:pPr>
         <w:spacing w:after="120"/>
         <w:pBdr>
-          <w:bottom w:val="single" w:sz="8" w:space="6" w:color="0F62FE"/>
+          <w:bottom w:val="single" w:sz="8" w:space="6" w:color="005EA2"/>
         </w:pBdr>
       </w:pPr>
       <w:r>
         <w:rPr>
-          <w:rFonts w:ascii="IBM Plex Sans" w:hAnsi="IBM Plex Sans"/>
+          <w:rFonts w:ascii="Public Sans" w:hAnsi="Public Sans"/>
           <w:b/>
-          <w:color w:val="525252"/>
+          <w:color w:val="565C65"/>
           <w:sz w:val="32"/>
         </w:rPr>
         <w:t>Is a study needed, and what is the lightest method that works?</w:t>
@@ -39,22 +39,22 @@
       </w:pPr>
       <w:r>
         <w:rPr>
-          <w:rFonts w:ascii="IBM Plex Sans" w:hAnsi="IBM Plex Sans"/>
-          <w:color w:val="161616"/>
+          <w:rFonts w:ascii="Public Sans" w:hAnsi="Public Sans"/>
+          <w:color w:val="1B1B1B"/>
         </w:rPr>
         <w:t xml:space="preserve">Fill this out before writing a plan. Its job is to kill studies that should not run and to right-size the ones that should. "No study" is a legitimate and common outcome. The framework here is the Minimum Viable Research Method (MVRM) from </w:t>
       </w:r>
       <w:r>
         <w:rPr>
-          <w:rFonts w:ascii="IBM Plex Mono" w:hAnsi="IBM Plex Mono"/>
-          <w:color w:val="161616"/>
+          <w:rFonts w:ascii="Roboto Mono" w:hAnsi="Roboto Mono"/>
+          <w:color w:val="1B1B1B"/>
         </w:rPr>
         <w:t>select_best_method.md</w:t>
       </w:r>
       <w:r>
         <w:rPr>
-          <w:rFonts w:ascii="IBM Plex Sans" w:hAnsi="IBM Plex Sans"/>
-          <w:color w:val="161616"/>
+          <w:rFonts w:ascii="Public Sans" w:hAnsi="Public Sans"/>
+          <w:color w:val="1B1B1B"/>
         </w:rPr>
         <w:t>: the lightest method that still produces credible, actionable findings for the decision at hand.</w:t>
       </w:r>
@@ -63,12 +63,12 @@
       <w:pPr>
         <w:spacing w:before="0" w:after="0"/>
         <w:ind w:left="216"/>
-        <w:shd w:val="clear" w:fill="F4F4F4"/>
+        <w:shd w:val="clear" w:fill="F0F0F0"/>
       </w:pPr>
       <w:r>
         <w:rPr>
-          <w:rFonts w:ascii="IBM Plex Mono" w:hAnsi="IBM Plex Mono"/>
-          <w:color w:val="161616"/>
+          <w:rFonts w:ascii="Roboto Mono" w:hAnsi="Roboto Mono"/>
+          <w:color w:val="1B1B1B"/>
           <w:sz w:val="17"/>
         </w:rPr>
         <w:t>STUDY INTAKE</w:t>
@@ -78,12 +78,12 @@
       <w:pPr>
         <w:spacing w:before="0" w:after="0"/>
         <w:ind w:left="216"/>
-        <w:shd w:val="clear" w:fill="F4F4F4"/>
+        <w:shd w:val="clear" w:fill="F0F0F0"/>
       </w:pPr>
       <w:r>
         <w:rPr>
-          <w:rFonts w:ascii="IBM Plex Mono" w:hAnsi="IBM Plex Mono"/>
-          <w:color w:val="161616"/>
+          <w:rFonts w:ascii="Roboto Mono" w:hAnsi="Roboto Mono"/>
+          <w:color w:val="1B1B1B"/>
           <w:sz w:val="17"/>
         </w:rPr>
         <w:t xml:space="preserve"> </w:t>
@@ -93,12 +93,12 @@
       <w:pPr>
         <w:spacing w:before="0" w:after="0"/>
         <w:ind w:left="216"/>
-        <w:shd w:val="clear" w:fill="F4F4F4"/>
+        <w:shd w:val="clear" w:fill="F0F0F0"/>
       </w:pPr>
       <w:r>
         <w:rPr>
-          <w:rFonts w:ascii="IBM Plex Mono" w:hAnsi="IBM Plex Mono"/>
-          <w:color w:val="161616"/>
+          <w:rFonts w:ascii="Roboto Mono" w:hAnsi="Roboto Mono"/>
+          <w:color w:val="1B1B1B"/>
           <w:sz w:val="17"/>
         </w:rPr>
         <w:t>Requested by:        [name, role]</w:t>
@@ -108,12 +108,12 @@
       <w:pPr>
         <w:spacing w:before="0" w:after="0"/>
         <w:ind w:left="216"/>
-        <w:shd w:val="clear" w:fill="F4F4F4"/>
+        <w:shd w:val="clear" w:fill="F0F0F0"/>
       </w:pPr>
       <w:r>
         <w:rPr>
-          <w:rFonts w:ascii="IBM Plex Mono" w:hAnsi="IBM Plex Mono"/>
-          <w:color w:val="161616"/>
+          <w:rFonts w:ascii="Roboto Mono" w:hAnsi="Roboto Mono"/>
+          <w:color w:val="1B1B1B"/>
           <w:sz w:val="17"/>
         </w:rPr>
         <w:t>Product / area:      [named product, not the whole portfolio]</w:t>
@@ -123,12 +123,12 @@
       <w:pPr>
         <w:spacing w:before="0" w:after="0"/>
         <w:ind w:left="216"/>
-        <w:shd w:val="clear" w:fill="F4F4F4"/>
+        <w:shd w:val="clear" w:fill="F0F0F0"/>
       </w:pPr>
       <w:r>
         <w:rPr>
-          <w:rFonts w:ascii="IBM Plex Mono" w:hAnsi="IBM Plex Mono"/>
-          <w:color w:val="161616"/>
+          <w:rFonts w:ascii="Roboto Mono" w:hAnsi="Roboto Mono"/>
+          <w:color w:val="1B1B1B"/>
           <w:sz w:val="17"/>
         </w:rPr>
         <w:t>Date:                YYYY-MM-DD</w:t>
@@ -138,12 +138,12 @@
       <w:pPr>
         <w:spacing w:before="0" w:after="0"/>
         <w:ind w:left="216"/>
-        <w:shd w:val="clear" w:fill="F4F4F4"/>
+        <w:shd w:val="clear" w:fill="F0F0F0"/>
       </w:pPr>
       <w:r>
         <w:rPr>
-          <w:rFonts w:ascii="IBM Plex Mono" w:hAnsi="IBM Plex Mono"/>
-          <w:color w:val="161616"/>
+          <w:rFonts w:ascii="Roboto Mono" w:hAnsi="Roboto Mono"/>
+          <w:color w:val="1B1B1B"/>
           <w:sz w:val="17"/>
         </w:rPr>
         <w:t>Decision deadline:   [when the decision must be made]</w:t>
@@ -162,8 +162,8 @@
       </w:pPr>
       <w:r>
         <w:rPr>
-          <w:rFonts w:ascii="IBM Plex Sans" w:hAnsi="IBM Plex Sans"/>
-          <w:color w:val="0F62FE"/>
+          <w:rFonts w:ascii="Public Sans" w:hAnsi="Public Sans"/>
+          <w:color w:val="005EA2"/>
         </w:rPr>
         <w:t>1. The request</w:t>
       </w:r>
@@ -174,8 +174,8 @@
       </w:pPr>
       <w:r>
         <w:rPr>
-          <w:rFonts w:ascii="IBM Plex Sans" w:hAnsi="IBM Plex Sans"/>
-          <w:color w:val="161616"/>
+          <w:rFonts w:ascii="Public Sans" w:hAnsi="Public Sans"/>
+          <w:color w:val="1B1B1B"/>
         </w:rPr>
         <w:t>What was asked for, in the requester's words. Keep their framing; you will challenge it below, not here.</w:t>
       </w:r>
@@ -188,8 +188,8 @@
       </w:pPr>
       <w:r>
         <w:rPr>
-          <w:rFonts w:ascii="IBM Plex Sans" w:hAnsi="IBM Plex Sans"/>
-          <w:color w:val="0F62FE"/>
+          <w:rFonts w:ascii="Public Sans" w:hAnsi="Public Sans"/>
+          <w:color w:val="005EA2"/>
         </w:rPr>
         <w:t>2. The decision this informs</w:t>
       </w:r>
@@ -200,23 +200,23 @@
       </w:pPr>
       <w:r>
         <w:rPr>
-          <w:rFonts w:ascii="IBM Plex Sans" w:hAnsi="IBM Plex Sans"/>
-          <w:color w:val="161616"/>
+          <w:rFonts w:ascii="Public Sans" w:hAnsi="Public Sans"/>
+          <w:color w:val="1B1B1B"/>
         </w:rPr>
         <w:t xml:space="preserve">What will change based on the findings, who owns that decision, and by when. </w:t>
       </w:r>
       <w:r>
         <w:rPr>
-          <w:rFonts w:ascii="IBM Plex Sans" w:hAnsi="IBM Plex Sans"/>
+          <w:rFonts w:ascii="Public Sans" w:hAnsi="Public Sans"/>
           <w:b/>
-          <w:color w:val="161616"/>
+          <w:color w:val="1B1B1B"/>
         </w:rPr>
         <w:t>If no decision changes, stop here: no study.</w:t>
       </w:r>
       <w:r>
         <w:rPr>
-          <w:rFonts w:ascii="IBM Plex Sans" w:hAnsi="IBM Plex Sans"/>
-          <w:color w:val="161616"/>
+          <w:rFonts w:ascii="Public Sans" w:hAnsi="Public Sans"/>
+          <w:color w:val="1B1B1B"/>
         </w:rPr>
         <w:t xml:space="preserve"> Research that informs nothing is waste regardless of how well it is run.</w:t>
       </w:r>
@@ -229,8 +229,8 @@
       </w:pPr>
       <w:r>
         <w:rPr>
-          <w:rFonts w:ascii="IBM Plex Sans" w:hAnsi="IBM Plex Sans"/>
-          <w:color w:val="0F62FE"/>
+          <w:rFonts w:ascii="Public Sans" w:hAnsi="Public Sans"/>
+          <w:color w:val="005EA2"/>
         </w:rPr>
         <w:t>3. What we already know</w:t>
       </w:r>
@@ -241,23 +241,23 @@
       </w:pPr>
       <w:r>
         <w:rPr>
-          <w:rFonts w:ascii="IBM Plex Sans" w:hAnsi="IBM Plex Sans"/>
-          <w:color w:val="161616"/>
+          <w:rFonts w:ascii="Public Sans" w:hAnsi="Public Sans"/>
+          <w:color w:val="1B1B1B"/>
         </w:rPr>
         <w:t xml:space="preserve">Prior research, analytics, support tickets, sales and account feedback. </w:t>
       </w:r>
       <w:r>
         <w:rPr>
-          <w:rFonts w:ascii="IBM Plex Sans" w:hAnsi="IBM Plex Sans"/>
+          <w:rFonts w:ascii="Public Sans" w:hAnsi="Public Sans"/>
           <w:b/>
-          <w:color w:val="161616"/>
+          <w:color w:val="1B1B1B"/>
         </w:rPr>
         <w:t>If existing evidence already answers the question, stop here: no study.</w:t>
       </w:r>
       <w:r>
         <w:rPr>
-          <w:rFonts w:ascii="IBM Plex Sans" w:hAnsi="IBM Plex Sans"/>
-          <w:color w:val="161616"/>
+          <w:rFonts w:ascii="Public Sans" w:hAnsi="Public Sans"/>
+          <w:color w:val="1B1B1B"/>
         </w:rPr>
         <w:t xml:space="preserve"> Cite the evidence in your response to the requester instead.</w:t>
       </w:r>
@@ -270,8 +270,8 @@
       </w:pPr>
       <w:r>
         <w:rPr>
-          <w:rFonts w:ascii="IBM Plex Sans" w:hAnsi="IBM Plex Sans"/>
-          <w:color w:val="0F62FE"/>
+          <w:rFonts w:ascii="Public Sans" w:hAnsi="Public Sans"/>
+          <w:color w:val="005EA2"/>
         </w:rPr>
         <w:t>4. The real research question</w:t>
       </w:r>
@@ -282,8 +282,8 @@
       </w:pPr>
       <w:r>
         <w:rPr>
-          <w:rFonts w:ascii="IBM Plex Sans" w:hAnsi="IBM Plex Sans"/>
-          <w:color w:val="161616"/>
+          <w:rFonts w:ascii="Public Sans" w:hAnsi="Public Sans"/>
+          <w:color w:val="1B1B1B"/>
         </w:rPr>
         <w:t>Restate the request as a researchable question. Often the request arrives as a solution ("test this design") when the real question is upstream ("do operators understand this model at all?"). Write the question the decision actually needs answered.</w:t>
       </w:r>
@@ -296,8 +296,8 @@
       </w:pPr>
       <w:r>
         <w:rPr>
-          <w:rFonts w:ascii="IBM Plex Sans" w:hAnsi="IBM Plex Sans"/>
-          <w:color w:val="0F62FE"/>
+          <w:rFonts w:ascii="Public Sans" w:hAnsi="Public Sans"/>
+          <w:color w:val="005EA2"/>
         </w:rPr>
         <w:t>5. MVRM check</w:t>
       </w:r>
@@ -308,8 +308,8 @@
       </w:pPr>
       <w:r>
         <w:rPr>
-          <w:rFonts w:ascii="IBM Plex Sans" w:hAnsi="IBM Plex Sans"/>
-          <w:color w:val="161616"/>
+          <w:rFonts w:ascii="Public Sans" w:hAnsi="Public Sans"/>
+          <w:color w:val="1B1B1B"/>
         </w:rPr>
         <w:t>Evaluate candidate methods against these four criteria, in this order:</w:t>
       </w:r>
@@ -325,16 +325,16 @@
       </w:pPr>
       <w:r>
         <w:rPr>
-          <w:rFonts w:ascii="IBM Plex Sans" w:hAnsi="IBM Plex Sans"/>
+          <w:rFonts w:ascii="Public Sans" w:hAnsi="Public Sans"/>
           <w:b/>
-          <w:color w:val="161616"/>
+          <w:color w:val="1B1B1B"/>
         </w:rPr>
         <w:t>Question fit.</w:t>
       </w:r>
       <w:r>
         <w:rPr>
-          <w:rFonts w:ascii="IBM Plex Sans" w:hAnsi="IBM Plex Sans"/>
-          <w:color w:val="161616"/>
+          <w:rFonts w:ascii="Public Sans" w:hAnsi="Public Sans"/>
+          <w:color w:val="1B1B1B"/>
         </w:rPr>
         <w:t xml:space="preserve"> Does the method actually answer the question? A method that does not has no viable minimum.</w:t>
       </w:r>
@@ -350,16 +350,16 @@
       </w:pPr>
       <w:r>
         <w:rPr>
-          <w:rFonts w:ascii="IBM Plex Sans" w:hAnsi="IBM Plex Sans"/>
+          <w:rFonts w:ascii="Public Sans" w:hAnsi="Public Sans"/>
           <w:b/>
-          <w:color w:val="161616"/>
+          <w:color w:val="1B1B1B"/>
         </w:rPr>
         <w:t>Recruitment feasibility.</w:t>
       </w:r>
       <w:r>
         <w:rPr>
-          <w:rFonts w:ascii="IBM Plex Sans" w:hAnsi="IBM Plex Sans"/>
-          <w:color w:val="161616"/>
+          <w:rFonts w:ascii="Public Sans" w:hAnsi="Public Sans"/>
+          <w:color w:val="1B1B1B"/>
         </w:rPr>
         <w:t xml:space="preserve"> Can participants be recruited within the team's constraints in time for the decision? Establish the team's access situation first, then apply only the patterns that fit: no direct user access (customer recruitment routes through PMs and account teams and takes weeks), external SMEs as the faster alternative (directionally valid, not customer-specific, always disclosed as such), and senior technical participants (hard to recruit, low tolerance for loose studies).</w:t>
       </w:r>
@@ -375,30 +375,30 @@
       </w:pPr>
       <w:r>
         <w:rPr>
-          <w:rFonts w:ascii="IBM Plex Sans" w:hAnsi="IBM Plex Sans"/>
+          <w:rFonts w:ascii="Public Sans" w:hAnsi="Public Sans"/>
           <w:b/>
-          <w:color w:val="161616"/>
+          <w:color w:val="1B1B1B"/>
         </w:rPr>
         <w:t>Minimum credible sample.</w:t>
       </w:r>
       <w:r>
         <w:rPr>
-          <w:rFonts w:ascii="IBM Plex Sans" w:hAnsi="IBM Plex Sans"/>
-          <w:color w:val="161616"/>
+          <w:rFonts w:ascii="Public Sans" w:hAnsi="Public Sans"/>
+          <w:color w:val="1B1B1B"/>
         </w:rPr>
         <w:t xml:space="preserve"> The smallest sample that produces defensible findings for this method and question. Benchmarks live in </w:t>
       </w:r>
       <w:r>
         <w:rPr>
-          <w:rFonts w:ascii="IBM Plex Mono" w:hAnsi="IBM Plex Mono"/>
-          <w:color w:val="161616"/>
+          <w:rFonts w:ascii="Roboto Mono" w:hAnsi="Roboto Mono"/>
+          <w:color w:val="1B1B1B"/>
         </w:rPr>
         <w:t>select_best_method.md</w:t>
       </w:r>
       <w:r>
         <w:rPr>
-          <w:rFonts w:ascii="IBM Plex Sans" w:hAnsi="IBM Plex Sans"/>
-          <w:color w:val="161616"/>
+          <w:rFonts w:ascii="Public Sans" w:hAnsi="Public Sans"/>
+          <w:color w:val="1B1B1B"/>
         </w:rPr>
         <w:t>; treat them as rules of thumb with stated assumptions, not guarantees.</w:t>
       </w:r>
@@ -414,16 +414,16 @@
       </w:pPr>
       <w:r>
         <w:rPr>
-          <w:rFonts w:ascii="IBM Plex Sans" w:hAnsi="IBM Plex Sans"/>
+          <w:rFonts w:ascii="Public Sans" w:hAnsi="Public Sans"/>
           <w:b/>
-          <w:color w:val="161616"/>
+          <w:color w:val="1B1B1B"/>
         </w:rPr>
         <w:t>Decision stakes.</w:t>
       </w:r>
       <w:r>
         <w:rPr>
-          <w:rFonts w:ascii="IBM Plex Sans" w:hAnsi="IBM Plex Sans"/>
-          <w:color w:val="161616"/>
+          <w:rFonts w:ascii="Public Sans" w:hAnsi="Public Sans"/>
+          <w:color w:val="1B1B1B"/>
         </w:rPr>
         <w:t xml:space="preserve"> A low-stakes directional call with a two-week deadline warrants a different method than a strategic call with a three-month runway.</w:t>
       </w:r>
@@ -436,8 +436,8 @@
       </w:pPr>
       <w:r>
         <w:rPr>
-          <w:rFonts w:ascii="IBM Plex Sans" w:hAnsi="IBM Plex Sans"/>
-          <w:color w:val="0F62FE"/>
+          <w:rFonts w:ascii="Public Sans" w:hAnsi="Public Sans"/>
+          <w:color w:val="005EA2"/>
         </w:rPr>
         <w:t>6. Recommendation</w:t>
       </w:r>
@@ -448,8 +448,8 @@
       </w:pPr>
       <w:r>
         <w:rPr>
-          <w:rFonts w:ascii="IBM Plex Sans" w:hAnsi="IBM Plex Sans"/>
-          <w:color w:val="161616"/>
+          <w:rFonts w:ascii="Public Sans" w:hAnsi="Public Sans"/>
+          <w:color w:val="1B1B1B"/>
         </w:rPr>
         <w:t>One of:</w:t>
       </w:r>
@@ -461,16 +461,16 @@
       </w:pPr>
       <w:r>
         <w:rPr>
-          <w:rFonts w:ascii="IBM Plex Sans" w:hAnsi="IBM Plex Sans"/>
+          <w:rFonts w:ascii="Public Sans" w:hAnsi="Public Sans"/>
           <w:b/>
-          <w:color w:val="161616"/>
+          <w:color w:val="1B1B1B"/>
         </w:rPr>
         <w:t>No study.</w:t>
       </w:r>
       <w:r>
         <w:rPr>
-          <w:rFonts w:ascii="IBM Plex Sans" w:hAnsi="IBM Plex Sans"/>
-          <w:color w:val="161616"/>
+          <w:rFonts w:ascii="Public Sans" w:hAnsi="Public Sans"/>
+          <w:color w:val="1B1B1B"/>
         </w:rPr>
         <w:t xml:space="preserve"> Say why (no decision, or evidence exists) and what to do instead.</w:t>
       </w:r>
@@ -482,16 +482,16 @@
       </w:pPr>
       <w:r>
         <w:rPr>
-          <w:rFonts w:ascii="IBM Plex Sans" w:hAnsi="IBM Plex Sans"/>
+          <w:rFonts w:ascii="Public Sans" w:hAnsi="Public Sans"/>
           <w:b/>
-          <w:color w:val="161616"/>
+          <w:color w:val="1B1B1B"/>
         </w:rPr>
         <w:t>Study.</w:t>
       </w:r>
       <w:r>
         <w:rPr>
-          <w:rFonts w:ascii="IBM Plex Sans" w:hAnsi="IBM Plex Sans"/>
-          <w:color w:val="161616"/>
+          <w:rFonts w:ascii="Public Sans" w:hAnsi="Public Sans"/>
+          <w:color w:val="1B1B1B"/>
         </w:rPr>
         <w:t xml:space="preserve"> Name the method, the target sample and persona, the rough timeline against the decision deadline, and the one biggest tradeoff you are accepting. State what the method cannot tell you; that limitation travels into the plan.</w:t>
       </w:r>
@@ -502,8 +502,8 @@
       </w:pPr>
       <w:r>
         <w:rPr>
-          <w:rFonts w:ascii="IBM Plex Sans" w:hAnsi="IBM Plex Sans"/>
-          <w:color w:val="161616"/>
+          <w:rFonts w:ascii="Public Sans" w:hAnsi="Public Sans"/>
+          <w:color w:val="1B1B1B"/>
         </w:rPr>
         <w:t>If the recommendation is a study, the next step is the research plan template.</w:t>
       </w:r>
@@ -514,9 +514,9 @@
       </w:pPr>
       <w:r>
         <w:rPr>
-          <w:rFonts w:ascii="IBM Plex Sans" w:hAnsi="IBM Plex Sans"/>
+          <w:rFonts w:ascii="Public Sans" w:hAnsi="Public Sans"/>
           <w:i/>
-          <w:color w:val="161616"/>
+          <w:color w:val="1B1B1B"/>
         </w:rPr>
         <w:t>Part of the Dr. Morgan UX research suite. Manual alternative to the method selection conversation; the checkers and release process apply either way.</w:t>
       </w:r>
@@ -544,9 +544,9 @@
     </w:pPr>
     <w:r>
       <w:rPr>
-        <w:rFonts w:ascii="IBM Plex Sans" w:hAnsi="IBM Plex Sans"/>
+        <w:rFonts w:ascii="Public Sans" w:hAnsi="Public Sans"/>
         <w:i/>
-        <w:color w:val="525252"/>
+        <w:color w:val="565C65"/>
         <w:sz w:val="18"/>
       </w:rPr>
       <w:t>Dr. Morgan UX research suite · template</w:t>
@@ -556,16 +556,16 @@
     </w:r>
     <w:r>
       <w:rPr>
-        <w:rFonts w:ascii="IBM Plex Sans" w:hAnsi="IBM Plex Sans"/>
-        <w:color w:val="525252"/>
+        <w:rFonts w:ascii="Public Sans" w:hAnsi="Public Sans"/>
+        <w:color w:val="565C65"/>
         <w:sz w:val="18"/>
       </w:rPr>
       <w:t xml:space="preserve">Page </w:t>
     </w:r>
     <w:r>
       <w:rPr>
-        <w:rFonts w:ascii="IBM Plex Sans" w:hAnsi="IBM Plex Sans"/>
-        <w:color w:val="525252"/>
+        <w:rFonts w:ascii="Public Sans" w:hAnsi="Public Sans"/>
+        <w:color w:val="565C65"/>
         <w:sz w:val="18"/>
       </w:rPr>
       <w:fldChar w:fldCharType="begin"/>
@@ -583,14 +583,14 @@
       <w:pStyle w:val="Header"/>
       <w:spacing w:after="0"/>
       <w:pBdr>
-        <w:bottom w:val="single" w:sz="4" w:space="4" w:color="0F62FE"/>
+        <w:bottom w:val="single" w:sz="4" w:space="4" w:color="005EA2"/>
       </w:pBdr>
     </w:pPr>
     <w:r>
       <w:rPr>
-        <w:rFonts w:ascii="IBM Plex Sans" w:hAnsi="IBM Plex Sans"/>
-        <w:b/>
-        <w:color w:val="0F62FE"/>
+        <w:rFonts w:ascii="Public Sans" w:hAnsi="Public Sans"/>
+        <w:b/>
+        <w:color w:val="005EA2"/>
         <w:sz w:val="18"/>
       </w:rPr>
       <w:t>UX Research</w:t>
@@ -981,8 +981,8 @@
       <w:spacing w:line="276" w:lineRule="auto"/>
     </w:pPr>
     <w:rPr>
-      <w:rFonts w:ascii="IBM Plex Sans" w:hAnsi="IBM Plex Sans"/>
-      <w:color w:val="161616"/>
+      <w:rFonts w:ascii="Public Sans" w:hAnsi="Public Sans"/>
+      <w:color w:val="1B1B1B"/>
       <w:sz w:val="22"/>
     </w:rPr>
   </w:style>

--- a/templates/docx/01-study-intake.docx
+++ b/templates/docx/01-study-intake.docx
@@ -10,7 +10,7 @@
         <w:rPr>
           <w:rFonts w:ascii="Public Sans" w:hAnsi="Public Sans"/>
           <w:b/>
-          <w:color w:val="005EA2"/>
+          <w:color w:val="002436"/>
           <w:sz w:val="56"/>
         </w:rPr>
         <w:t>Study intake</w:t>
@@ -20,14 +20,14 @@
       <w:pPr>
         <w:spacing w:after="120"/>
         <w:pBdr>
-          <w:bottom w:val="single" w:sz="8" w:space="6" w:color="005EA2"/>
+          <w:bottom w:val="single" w:sz="8" w:space="6" w:color="002436"/>
         </w:pBdr>
       </w:pPr>
       <w:r>
         <w:rPr>
           <w:rFonts w:ascii="Public Sans" w:hAnsi="Public Sans"/>
           <w:b/>
-          <w:color w:val="565C65"/>
+          <w:color w:val="00537E"/>
           <w:sz w:val="32"/>
         </w:rPr>
         <w:t>Is a study needed, and what is the lightest method that works?</w:t>
@@ -40,21 +40,21 @@
       <w:r>
         <w:rPr>
           <w:rFonts w:ascii="Public Sans" w:hAnsi="Public Sans"/>
-          <w:color w:val="1B1B1B"/>
+          <w:color w:val="1F2A30"/>
         </w:rPr>
         <w:t xml:space="preserve">Fill this out before writing a plan. Its job is to kill studies that should not run and to right-size the ones that should. "No study" is a legitimate and common outcome. The framework here is the Minimum Viable Research Method (MVRM) from </w:t>
       </w:r>
       <w:r>
         <w:rPr>
           <w:rFonts w:ascii="Roboto Mono" w:hAnsi="Roboto Mono"/>
-          <w:color w:val="1B1B1B"/>
+          <w:color w:val="1F2A30"/>
         </w:rPr>
         <w:t>select_best_method.md</w:t>
       </w:r>
       <w:r>
         <w:rPr>
           <w:rFonts w:ascii="Public Sans" w:hAnsi="Public Sans"/>
-          <w:color w:val="1B1B1B"/>
+          <w:color w:val="1F2A30"/>
         </w:rPr>
         <w:t>: the lightest method that still produces credible, actionable findings for the decision at hand.</w:t>
       </w:r>
@@ -63,12 +63,12 @@
       <w:pPr>
         <w:spacing w:before="0" w:after="0"/>
         <w:ind w:left="216"/>
-        <w:shd w:val="clear" w:fill="F0F0F0"/>
+        <w:shd w:val="clear" w:fill="F0F3F4"/>
       </w:pPr>
       <w:r>
         <w:rPr>
           <w:rFonts w:ascii="Roboto Mono" w:hAnsi="Roboto Mono"/>
-          <w:color w:val="1B1B1B"/>
+          <w:color w:val="1F2A30"/>
           <w:sz w:val="17"/>
         </w:rPr>
         <w:t>STUDY INTAKE</w:t>
@@ -78,12 +78,12 @@
       <w:pPr>
         <w:spacing w:before="0" w:after="0"/>
         <w:ind w:left="216"/>
-        <w:shd w:val="clear" w:fill="F0F0F0"/>
+        <w:shd w:val="clear" w:fill="F0F3F4"/>
       </w:pPr>
       <w:r>
         <w:rPr>
           <w:rFonts w:ascii="Roboto Mono" w:hAnsi="Roboto Mono"/>
-          <w:color w:val="1B1B1B"/>
+          <w:color w:val="1F2A30"/>
           <w:sz w:val="17"/>
         </w:rPr>
         <w:t xml:space="preserve"> </w:t>
@@ -93,12 +93,12 @@
       <w:pPr>
         <w:spacing w:before="0" w:after="0"/>
         <w:ind w:left="216"/>
-        <w:shd w:val="clear" w:fill="F0F0F0"/>
+        <w:shd w:val="clear" w:fill="F0F3F4"/>
       </w:pPr>
       <w:r>
         <w:rPr>
           <w:rFonts w:ascii="Roboto Mono" w:hAnsi="Roboto Mono"/>
-          <w:color w:val="1B1B1B"/>
+          <w:color w:val="1F2A30"/>
           <w:sz w:val="17"/>
         </w:rPr>
         <w:t>Requested by:        [name, role]</w:t>
@@ -108,12 +108,12 @@
       <w:pPr>
         <w:spacing w:before="0" w:after="0"/>
         <w:ind w:left="216"/>
-        <w:shd w:val="clear" w:fill="F0F0F0"/>
+        <w:shd w:val="clear" w:fill="F0F3F4"/>
       </w:pPr>
       <w:r>
         <w:rPr>
           <w:rFonts w:ascii="Roboto Mono" w:hAnsi="Roboto Mono"/>
-          <w:color w:val="1B1B1B"/>
+          <w:color w:val="1F2A30"/>
           <w:sz w:val="17"/>
         </w:rPr>
         <w:t>Product / area:      [named product, not the whole portfolio]</w:t>
@@ -123,12 +123,12 @@
       <w:pPr>
         <w:spacing w:before="0" w:after="0"/>
         <w:ind w:left="216"/>
-        <w:shd w:val="clear" w:fill="F0F0F0"/>
+        <w:shd w:val="clear" w:fill="F0F3F4"/>
       </w:pPr>
       <w:r>
         <w:rPr>
           <w:rFonts w:ascii="Roboto Mono" w:hAnsi="Roboto Mono"/>
-          <w:color w:val="1B1B1B"/>
+          <w:color w:val="1F2A30"/>
           <w:sz w:val="17"/>
         </w:rPr>
         <w:t>Date:                YYYY-MM-DD</w:t>
@@ -138,12 +138,12 @@
       <w:pPr>
         <w:spacing w:before="0" w:after="0"/>
         <w:ind w:left="216"/>
-        <w:shd w:val="clear" w:fill="F0F0F0"/>
+        <w:shd w:val="clear" w:fill="F0F3F4"/>
       </w:pPr>
       <w:r>
         <w:rPr>
           <w:rFonts w:ascii="Roboto Mono" w:hAnsi="Roboto Mono"/>
-          <w:color w:val="1B1B1B"/>
+          <w:color w:val="1F2A30"/>
           <w:sz w:val="17"/>
         </w:rPr>
         <w:t>Decision deadline:   [when the decision must be made]</w:t>
@@ -163,7 +163,7 @@
       <w:r>
         <w:rPr>
           <w:rFonts w:ascii="Public Sans" w:hAnsi="Public Sans"/>
-          <w:color w:val="005EA2"/>
+          <w:color w:val="002436"/>
         </w:rPr>
         <w:t>1. The request</w:t>
       </w:r>
@@ -175,7 +175,7 @@
       <w:r>
         <w:rPr>
           <w:rFonts w:ascii="Public Sans" w:hAnsi="Public Sans"/>
-          <w:color w:val="1B1B1B"/>
+          <w:color w:val="1F2A30"/>
         </w:rPr>
         <w:t>What was asked for, in the requester's words. Keep their framing; you will challenge it below, not here.</w:t>
       </w:r>
@@ -189,7 +189,7 @@
       <w:r>
         <w:rPr>
           <w:rFonts w:ascii="Public Sans" w:hAnsi="Public Sans"/>
-          <w:color w:val="005EA2"/>
+          <w:color w:val="002436"/>
         </w:rPr>
         <w:t>2. The decision this informs</w:t>
       </w:r>
@@ -201,7 +201,7 @@
       <w:r>
         <w:rPr>
           <w:rFonts w:ascii="Public Sans" w:hAnsi="Public Sans"/>
-          <w:color w:val="1B1B1B"/>
+          <w:color w:val="1F2A30"/>
         </w:rPr>
         <w:t xml:space="preserve">What will change based on the findings, who owns that decision, and by when. </w:t>
       </w:r>
@@ -209,14 +209,14 @@
         <w:rPr>
           <w:rFonts w:ascii="Public Sans" w:hAnsi="Public Sans"/>
           <w:b/>
-          <w:color w:val="1B1B1B"/>
+          <w:color w:val="1F2A30"/>
         </w:rPr>
         <w:t>If no decision changes, stop here: no study.</w:t>
       </w:r>
       <w:r>
         <w:rPr>
           <w:rFonts w:ascii="Public Sans" w:hAnsi="Public Sans"/>
-          <w:color w:val="1B1B1B"/>
+          <w:color w:val="1F2A30"/>
         </w:rPr>
         <w:t xml:space="preserve"> Research that informs nothing is waste regardless of how well it is run.</w:t>
       </w:r>
@@ -230,7 +230,7 @@
       <w:r>
         <w:rPr>
           <w:rFonts w:ascii="Public Sans" w:hAnsi="Public Sans"/>
-          <w:color w:val="005EA2"/>
+          <w:color w:val="002436"/>
         </w:rPr>
         <w:t>3. What we already know</w:t>
       </w:r>
@@ -242,7 +242,7 @@
       <w:r>
         <w:rPr>
           <w:rFonts w:ascii="Public Sans" w:hAnsi="Public Sans"/>
-          <w:color w:val="1B1B1B"/>
+          <w:color w:val="1F2A30"/>
         </w:rPr>
         <w:t xml:space="preserve">Prior research, analytics, support tickets, sales and account feedback. </w:t>
       </w:r>
@@ -250,14 +250,14 @@
         <w:rPr>
           <w:rFonts w:ascii="Public Sans" w:hAnsi="Public Sans"/>
           <w:b/>
-          <w:color w:val="1B1B1B"/>
+          <w:color w:val="1F2A30"/>
         </w:rPr>
         <w:t>If existing evidence already answers the question, stop here: no study.</w:t>
       </w:r>
       <w:r>
         <w:rPr>
           <w:rFonts w:ascii="Public Sans" w:hAnsi="Public Sans"/>
-          <w:color w:val="1B1B1B"/>
+          <w:color w:val="1F2A30"/>
         </w:rPr>
         <w:t xml:space="preserve"> Cite the evidence in your response to the requester instead.</w:t>
       </w:r>
@@ -271,7 +271,7 @@
       <w:r>
         <w:rPr>
           <w:rFonts w:ascii="Public Sans" w:hAnsi="Public Sans"/>
-          <w:color w:val="005EA2"/>
+          <w:color w:val="002436"/>
         </w:rPr>
         <w:t>4. The real research question</w:t>
       </w:r>
@@ -283,7 +283,7 @@
       <w:r>
         <w:rPr>
           <w:rFonts w:ascii="Public Sans" w:hAnsi="Public Sans"/>
-          <w:color w:val="1B1B1B"/>
+          <w:color w:val="1F2A30"/>
         </w:rPr>
         <w:t>Restate the request as a researchable question. Often the request arrives as a solution ("test this design") when the real question is upstream ("do operators understand this model at all?"). Write the question the decision actually needs answered.</w:t>
       </w:r>
@@ -297,7 +297,7 @@
       <w:r>
         <w:rPr>
           <w:rFonts w:ascii="Public Sans" w:hAnsi="Public Sans"/>
-          <w:color w:val="005EA2"/>
+          <w:color w:val="002436"/>
         </w:rPr>
         <w:t>5. MVRM check</w:t>
       </w:r>
@@ -309,7 +309,7 @@
       <w:r>
         <w:rPr>
           <w:rFonts w:ascii="Public Sans" w:hAnsi="Public Sans"/>
-          <w:color w:val="1B1B1B"/>
+          <w:color w:val="1F2A30"/>
         </w:rPr>
         <w:t>Evaluate candidate methods against these four criteria, in this order:</w:t>
       </w:r>
@@ -327,14 +327,14 @@
         <w:rPr>
           <w:rFonts w:ascii="Public Sans" w:hAnsi="Public Sans"/>
           <w:b/>
-          <w:color w:val="1B1B1B"/>
+          <w:color w:val="1F2A30"/>
         </w:rPr>
         <w:t>Question fit.</w:t>
       </w:r>
       <w:r>
         <w:rPr>
           <w:rFonts w:ascii="Public Sans" w:hAnsi="Public Sans"/>
-          <w:color w:val="1B1B1B"/>
+          <w:color w:val="1F2A30"/>
         </w:rPr>
         <w:t xml:space="preserve"> Does the method actually answer the question? A method that does not has no viable minimum.</w:t>
       </w:r>
@@ -352,14 +352,14 @@
         <w:rPr>
           <w:rFonts w:ascii="Public Sans" w:hAnsi="Public Sans"/>
           <w:b/>
-          <w:color w:val="1B1B1B"/>
+          <w:color w:val="1F2A30"/>
         </w:rPr>
         <w:t>Recruitment feasibility.</w:t>
       </w:r>
       <w:r>
         <w:rPr>
           <w:rFonts w:ascii="Public Sans" w:hAnsi="Public Sans"/>
-          <w:color w:val="1B1B1B"/>
+          <w:color w:val="1F2A30"/>
         </w:rPr>
         <w:t xml:space="preserve"> Can participants be recruited within the team's constraints in time for the decision? Establish the team's access situation first, then apply only the patterns that fit: no direct user access (customer recruitment routes through PMs and account teams and takes weeks), external SMEs as the faster alternative (directionally valid, not customer-specific, always disclosed as such), and senior technical participants (hard to recruit, low tolerance for loose studies).</w:t>
       </w:r>
@@ -377,28 +377,28 @@
         <w:rPr>
           <w:rFonts w:ascii="Public Sans" w:hAnsi="Public Sans"/>
           <w:b/>
-          <w:color w:val="1B1B1B"/>
+          <w:color w:val="1F2A30"/>
         </w:rPr>
         <w:t>Minimum credible sample.</w:t>
       </w:r>
       <w:r>
         <w:rPr>
           <w:rFonts w:ascii="Public Sans" w:hAnsi="Public Sans"/>
-          <w:color w:val="1B1B1B"/>
+          <w:color w:val="1F2A30"/>
         </w:rPr>
         <w:t xml:space="preserve"> The smallest sample that produces defensible findings for this method and question. Benchmarks live in </w:t>
       </w:r>
       <w:r>
         <w:rPr>
           <w:rFonts w:ascii="Roboto Mono" w:hAnsi="Roboto Mono"/>
-          <w:color w:val="1B1B1B"/>
+          <w:color w:val="1F2A30"/>
         </w:rPr>
         <w:t>select_best_method.md</w:t>
       </w:r>
       <w:r>
         <w:rPr>
           <w:rFonts w:ascii="Public Sans" w:hAnsi="Public Sans"/>
-          <w:color w:val="1B1B1B"/>
+          <w:color w:val="1F2A30"/>
         </w:rPr>
         <w:t>; treat them as rules of thumb with stated assumptions, not guarantees.</w:t>
       </w:r>
@@ -416,14 +416,14 @@
         <w:rPr>
           <w:rFonts w:ascii="Public Sans" w:hAnsi="Public Sans"/>
           <w:b/>
-          <w:color w:val="1B1B1B"/>
+          <w:color w:val="1F2A30"/>
         </w:rPr>
         <w:t>Decision stakes.</w:t>
       </w:r>
       <w:r>
         <w:rPr>
           <w:rFonts w:ascii="Public Sans" w:hAnsi="Public Sans"/>
-          <w:color w:val="1B1B1B"/>
+          <w:color w:val="1F2A30"/>
         </w:rPr>
         <w:t xml:space="preserve"> A low-stakes directional call with a two-week deadline warrants a different method than a strategic call with a three-month runway.</w:t>
       </w:r>
@@ -437,7 +437,7 @@
       <w:r>
         <w:rPr>
           <w:rFonts w:ascii="Public Sans" w:hAnsi="Public Sans"/>
-          <w:color w:val="005EA2"/>
+          <w:color w:val="002436"/>
         </w:rPr>
         <w:t>6. Recommendation</w:t>
       </w:r>
@@ -449,7 +449,7 @@
       <w:r>
         <w:rPr>
           <w:rFonts w:ascii="Public Sans" w:hAnsi="Public Sans"/>
-          <w:color w:val="1B1B1B"/>
+          <w:color w:val="1F2A30"/>
         </w:rPr>
         <w:t>One of:</w:t>
       </w:r>
@@ -463,14 +463,14 @@
         <w:rPr>
           <w:rFonts w:ascii="Public Sans" w:hAnsi="Public Sans"/>
           <w:b/>
-          <w:color w:val="1B1B1B"/>
+          <w:color w:val="1F2A30"/>
         </w:rPr>
         <w:t>No study.</w:t>
       </w:r>
       <w:r>
         <w:rPr>
           <w:rFonts w:ascii="Public Sans" w:hAnsi="Public Sans"/>
-          <w:color w:val="1B1B1B"/>
+          <w:color w:val="1F2A30"/>
         </w:rPr>
         <w:t xml:space="preserve"> Say why (no decision, or evidence exists) and what to do instead.</w:t>
       </w:r>
@@ -484,14 +484,14 @@
         <w:rPr>
           <w:rFonts w:ascii="Public Sans" w:hAnsi="Public Sans"/>
           <w:b/>
-          <w:color w:val="1B1B1B"/>
+          <w:color w:val="1F2A30"/>
         </w:rPr>
         <w:t>Study.</w:t>
       </w:r>
       <w:r>
         <w:rPr>
           <w:rFonts w:ascii="Public Sans" w:hAnsi="Public Sans"/>
-          <w:color w:val="1B1B1B"/>
+          <w:color w:val="1F2A30"/>
         </w:rPr>
         <w:t xml:space="preserve"> Name the method, the target sample and persona, the rough timeline against the decision deadline, and the one biggest tradeoff you are accepting. State what the method cannot tell you; that limitation travels into the plan.</w:t>
       </w:r>
@@ -503,7 +503,7 @@
       <w:r>
         <w:rPr>
           <w:rFonts w:ascii="Public Sans" w:hAnsi="Public Sans"/>
-          <w:color w:val="1B1B1B"/>
+          <w:color w:val="1F2A30"/>
         </w:rPr>
         <w:t>If the recommendation is a study, the next step is the research plan template.</w:t>
       </w:r>
@@ -516,7 +516,7 @@
         <w:rPr>
           <w:rFonts w:ascii="Public Sans" w:hAnsi="Public Sans"/>
           <w:i/>
-          <w:color w:val="1B1B1B"/>
+          <w:color w:val="1F2A30"/>
         </w:rPr>
         <w:t>Part of the Dr. Morgan UX research suite. Manual alternative to the method selection conversation; the checkers and release process apply either way.</w:t>
       </w:r>
@@ -546,7 +546,7 @@
       <w:rPr>
         <w:rFonts w:ascii="Public Sans" w:hAnsi="Public Sans"/>
         <w:i/>
-        <w:color w:val="565C65"/>
+        <w:color w:val="5C6670"/>
         <w:sz w:val="18"/>
       </w:rPr>
       <w:t>Dr. Morgan UX research suite · template</w:t>
@@ -557,7 +557,7 @@
     <w:r>
       <w:rPr>
         <w:rFonts w:ascii="Public Sans" w:hAnsi="Public Sans"/>
-        <w:color w:val="565C65"/>
+        <w:color w:val="5C6670"/>
         <w:sz w:val="18"/>
       </w:rPr>
       <w:t xml:space="preserve">Page </w:t>
@@ -565,7 +565,7 @@
     <w:r>
       <w:rPr>
         <w:rFonts w:ascii="Public Sans" w:hAnsi="Public Sans"/>
-        <w:color w:val="565C65"/>
+        <w:color w:val="5C6670"/>
         <w:sz w:val="18"/>
       </w:rPr>
       <w:fldChar w:fldCharType="begin"/>
@@ -583,14 +583,14 @@
       <w:pStyle w:val="Header"/>
       <w:spacing w:after="0"/>
       <w:pBdr>
-        <w:bottom w:val="single" w:sz="4" w:space="4" w:color="005EA2"/>
+        <w:bottom w:val="single" w:sz="4" w:space="4" w:color="002436"/>
       </w:pBdr>
     </w:pPr>
     <w:r>
       <w:rPr>
         <w:rFonts w:ascii="Public Sans" w:hAnsi="Public Sans"/>
         <w:b/>
-        <w:color w:val="005EA2"/>
+        <w:color w:val="002436"/>
         <w:sz w:val="18"/>
       </w:rPr>
       <w:t>UX Research</w:t>
@@ -982,7 +982,7 @@
     </w:pPr>
     <w:rPr>
       <w:rFonts w:ascii="Public Sans" w:hAnsi="Public Sans"/>
-      <w:color w:val="1B1B1B"/>
+      <w:color w:val="1F2A30"/>
       <w:sz w:val="22"/>
     </w:rPr>
   </w:style>
